--- a/Tailored_CVs/Shinoy_Info_Support_Requirements_Engineer.docx
+++ b/Tailored_CVs/Shinoy_Info_Support_Requirements_Engineer.docx
@@ -70,7 +70,7 @@
           <w:b w:val="0"/>
           <w:sz w:val="19"/>
         </w:rPr>
-        <w:t>As a QA Automation Engineer with over eight years of experience, I frequently bridge the gap between business needs and technical testing strategies. I have a strong background in translating requirements into clear test specifications and working closely with product owners. I am eager to apply my analytical and technical background to help Info Support define robust system requirements and acceptance criteria.</w:t>
+        <w:t>I am a QA Automation Engineer with over eight years of experience working with financial clients in the Netherlands. I bridge the gap between technical teams and business needs by translating requirements into concrete testing strategies. My background includes close collaboration with product owners and stakeholders to define acceptance criteria and build reliable systems.</w:t>
       </w:r>
     </w:p>
     <w:p>
@@ -288,7 +288,7 @@
           <w:b w:val="0"/>
           <w:sz w:val="18"/>
         </w:rPr>
-        <w:t>▸ Translated complex business requirements into technical testing strategies through close collaboration with product owners and stakeholders during agile ceremonies.</w:t>
+        <w:t>▸ Partnered with product owners and stakeholders to translate business requirements into technical testing strategies and acceptance criteria.</w:t>
       </w:r>
     </w:p>
     <w:p>
@@ -301,7 +301,7 @@
           <w:b w:val="0"/>
           <w:sz w:val="18"/>
         </w:rPr>
-        <w:t>▸ Defined clear test cases and validation criteria to ensure software solutions accurately align with business workflows and user stories.</w:t>
+        <w:t>▸ Hosted agile planning sessions and managed product owner connects to clarify user stories and system behavior.</w:t>
       </w:r>
     </w:p>
     <w:p>
@@ -314,7 +314,7 @@
           <w:b w:val="0"/>
           <w:sz w:val="18"/>
         </w:rPr>
-        <w:t>▸ Streamlined test generation and deployment scripts utilizing AI tools like Gemini Code Assist to improve overall delivery efficiency.</w:t>
+        <w:t>▸ Defined test cases and validation workflows in close collaboration with development teams to ensure high release reliability.</w:t>
       </w:r>
     </w:p>
     <w:p>
@@ -327,7 +327,7 @@
           <w:b w:val="0"/>
           <w:sz w:val="18"/>
         </w:rPr>
-        <w:t>▸ Facilitated structured team discussions to clarify release objectives and user stories prior to implementation, reducing potential requirement misunderstandings.</w:t>
+        <w:t>▸ Assisted with technical demonstrations and feedback sessions at the end of sprints to review completed features with stakeholders.</w:t>
       </w:r>
     </w:p>
     <w:p>

--- a/Tailored_CVs/Shinoy_Info_Support_Requirements_Engineer.docx
+++ b/Tailored_CVs/Shinoy_Info_Support_Requirements_Engineer.docx
@@ -70,7 +70,7 @@
           <w:b w:val="0"/>
           <w:sz w:val="19"/>
         </w:rPr>
-        <w:t>I am a QA Automation Engineer with over eight years of experience working with financial clients in the Netherlands. I bridge the gap between technical teams and business needs by translating requirements into concrete testing strategies. My background includes close collaboration with product owners and stakeholders to define acceptance criteria and build reliable systems.</w:t>
+        <w:t>I am a QA Automation Engineer with over eight years of experience working closely with product owners and cross-functional teams to translate business requirements into technical testing strategies. Based in Amstelveen with a valid EU residence permit, I have a strong background in Agile environments, backend data validation, and ensuring high software reliability. I enjoy organizing sessions with stakeholders to align on requirements and build better systems.</w:t>
       </w:r>
     </w:p>
     <w:p>
@@ -288,7 +288,7 @@
           <w:b w:val="0"/>
           <w:sz w:val="18"/>
         </w:rPr>
-        <w:t>▸ Partnered with product owners and stakeholders to translate business requirements into technical testing strategies and acceptance criteria.</w:t>
+        <w:t>▸ Partnered with product owners and stakeholders to translate business needs into technical testing strategies and acceptance criteria.</w:t>
       </w:r>
     </w:p>
     <w:p>
@@ -301,7 +301,7 @@
           <w:b w:val="0"/>
           <w:sz w:val="18"/>
         </w:rPr>
-        <w:t>▸ Hosted agile planning sessions and managed product owner connects to clarify user stories and system behavior.</w:t>
+        <w:t>▸ Hosted agile standups and requirement sessions to align the development team on user stories and system models.</w:t>
       </w:r>
     </w:p>
     <w:p>
@@ -314,7 +314,7 @@
           <w:b w:val="0"/>
           <w:sz w:val="18"/>
         </w:rPr>
-        <w:t>▸ Defined test cases and validation workflows in close collaboration with development teams to ensure high release reliability.</w:t>
+        <w:t>▸ Managed defect tracking and requirements alignment to ensure solutions met business expectations before release.</w:t>
       </w:r>
     </w:p>
     <w:p>
@@ -327,7 +327,7 @@
           <w:b w:val="0"/>
           <w:sz w:val="18"/>
         </w:rPr>
-        <w:t>▸ Assisted with technical demonstrations and feedback sessions at the end of sprints to review completed features with stakeholders.</w:t>
+        <w:t>▸ Defined test scenarios and acceptance criteria in close collaboration with developers to validate core system functionality.</w:t>
       </w:r>
     </w:p>
     <w:p>
